--- a/Knowledge/3-Work knowledge/1-Software Engineering/1-Software Engineering Fundamentals/5-My Source/4-Networks Devices/7-Types of Gateways/6-VoIP Gateway.docx
+++ b/Knowledge/3-Work knowledge/1-Software Engineering/1-Software Engineering Fundamentals/5-My Source/4-Networks Devices/7-Types of Gateways/6-VoIP Gateway.docx
@@ -4,67 +4,39 @@
   <w:body>
     <w:p>
       <w:pPr>
-        <w:keepNext/>
-        <w:keepLines/>
-        <w:spacing w:before="400" w:after="120" w:line="276" w:lineRule="auto"/>
-        <w:outlineLvl w:val="0"/>
-        <w:rPr>
-          <w:rFonts w:ascii="Arial" w:eastAsia="Arial" w:hAnsi="Arial" w:cs="Arial"/>
-          <w:kern w:val="0"/>
-          <w:sz w:val="40"/>
-          <w:szCs w:val="40"/>
-          <w:lang w:val="en"/>
-          <w14:ligatures w14:val="none"/>
+        <w:pStyle w:val="Heading1"/>
+        <w:rPr>
+          <w:rFonts w:eastAsia="Arial"/>
+          <w:lang w:val="en"/>
         </w:rPr>
       </w:pPr>
       <w:bookmarkStart w:id="0" w:name="_vt1n0ge94kw5" w:colFirst="0" w:colLast="0"/>
       <w:bookmarkEnd w:id="0"/>
       <w:r>
         <w:rPr>
-          <w:rFonts w:ascii="Arial" w:eastAsia="Arial" w:hAnsi="Arial" w:cs="Arial"/>
-          <w:kern w:val="0"/>
-          <w:sz w:val="40"/>
-          <w:szCs w:val="40"/>
-          <w:lang w:val="en"/>
-          <w14:ligatures w14:val="none"/>
+          <w:rFonts w:eastAsia="Arial"/>
+          <w:lang w:val="en"/>
         </w:rPr>
         <w:t>VoIP Gateway</w:t>
       </w:r>
     </w:p>
     <w:p>
       <w:pPr>
-        <w:spacing w:before="280" w:after="120" w:line="276" w:lineRule="auto"/>
-        <w:outlineLvl w:val="1"/>
-        <w:rPr>
-          <w:rFonts w:ascii="Arial" w:eastAsia="Arial" w:hAnsi="Arial" w:cs="Arial"/>
-          <w:kern w:val="0"/>
-          <w:sz w:val="32"/>
-          <w:szCs w:val="32"/>
-          <w:lang w:val="en"/>
-          <w14:ligatures w14:val="none"/>
-        </w:rPr>
+        <w:pStyle w:val="Heading2"/>
       </w:pPr>
       <w:bookmarkStart w:id="1" w:name="_395u2svboh4h" w:colFirst="0" w:colLast="0"/>
       <w:bookmarkEnd w:id="1"/>
       <w:r>
         <w:rPr>
           <w:rFonts w:ascii="Segoe UI Emoji" w:eastAsia="Arial" w:hAnsi="Segoe UI Emoji" w:cs="Segoe UI Emoji"/>
-          <w:kern w:val="0"/>
-          <w:sz w:val="32"/>
-          <w:szCs w:val="32"/>
-          <w:lang w:val="en"/>
-          <w14:ligatures w14:val="none"/>
+          <w:lang w:val="en"/>
         </w:rPr>
         <w:t>📞</w:t>
       </w:r>
       <w:r>
         <w:rPr>
-          <w:rFonts w:ascii="Arial" w:eastAsia="Arial" w:hAnsi="Arial" w:cs="Arial"/>
-          <w:kern w:val="0"/>
-          <w:sz w:val="32"/>
-          <w:szCs w:val="32"/>
-          <w:lang w:val="en"/>
-          <w14:ligatures w14:val="none"/>
+          <w:rFonts w:eastAsia="Arial"/>
+          <w:lang w:val="en"/>
         </w:rPr>
         <w:t xml:space="preserve"> What is a VoIP Gateway?</w:t>
       </w:r>
@@ -106,6 +78,7 @@
         </w:rPr>
         <w:t xml:space="preserve">: </w:t>
       </w:r>
+      <w:proofErr w:type="spellStart"/>
       <w:r>
         <w:rPr>
           <w:rFonts w:ascii="Arial" w:eastAsia="Arial" w:hAnsi="Arial" w:cs="Arial"/>
@@ -117,7 +90,21 @@
           <w:lang w:val="en"/>
           <w14:ligatures w14:val="none"/>
         </w:rPr>
-        <w:t>Chatgpt (GPT</w:t>
+        <w:t>Chatgpt</w:t>
+      </w:r>
+      <w:proofErr w:type="spellEnd"/>
+      <w:r>
+        <w:rPr>
+          <w:rFonts w:ascii="Arial" w:eastAsia="Arial" w:hAnsi="Arial" w:cs="Arial"/>
+          <w:b/>
+          <w:kern w:val="0"/>
+          <w:sz w:val="22"/>
+          <w:szCs w:val="22"/>
+          <w:highlight w:val="darkGray"/>
+          <w:lang w:val="en"/>
+          <w14:ligatures w14:val="none"/>
+        </w:rPr>
+        <w:t xml:space="preserve"> (GPT</w:t>
       </w:r>
       <w:r>
         <w:rPr>
@@ -406,15 +393,10 @@
     </w:p>
     <w:p>
       <w:pPr>
-        <w:spacing w:before="280" w:after="120" w:line="276" w:lineRule="auto"/>
-        <w:outlineLvl w:val="1"/>
-        <w:rPr>
-          <w:rFonts w:ascii="Arial" w:eastAsia="Arial" w:hAnsi="Arial" w:cs="Arial"/>
-          <w:kern w:val="0"/>
-          <w:sz w:val="32"/>
-          <w:szCs w:val="32"/>
-          <w:lang w:val="en"/>
-          <w14:ligatures w14:val="none"/>
+        <w:pStyle w:val="Heading2"/>
+        <w:rPr>
+          <w:rFonts w:eastAsia="Arial"/>
+          <w:lang w:val="en"/>
         </w:rPr>
       </w:pPr>
       <w:bookmarkStart w:id="2" w:name="_sfkqy8ynret2" w:colFirst="0" w:colLast="0"/>
@@ -422,22 +404,14 @@
       <w:r>
         <w:rPr>
           <w:rFonts w:ascii="Segoe UI Emoji" w:eastAsia="Arial" w:hAnsi="Segoe UI Emoji" w:cs="Segoe UI Emoji"/>
-          <w:kern w:val="0"/>
-          <w:sz w:val="32"/>
-          <w:szCs w:val="32"/>
-          <w:lang w:val="en"/>
-          <w14:ligatures w14:val="none"/>
+          <w:lang w:val="en"/>
         </w:rPr>
         <w:t>🔄</w:t>
       </w:r>
       <w:r>
         <w:rPr>
-          <w:rFonts w:ascii="Arial" w:eastAsia="Arial" w:hAnsi="Arial" w:cs="Arial"/>
-          <w:kern w:val="0"/>
-          <w:sz w:val="32"/>
-          <w:szCs w:val="32"/>
-          <w:lang w:val="en"/>
-          <w14:ligatures w14:val="none"/>
+          <w:rFonts w:eastAsia="Arial"/>
+          <w:lang w:val="en"/>
         </w:rPr>
         <w:t xml:space="preserve"> What It Does</w:t>
       </w:r>
@@ -479,6 +453,7 @@
         </w:rPr>
         <w:t xml:space="preserve">: </w:t>
       </w:r>
+      <w:proofErr w:type="spellStart"/>
       <w:r>
         <w:rPr>
           <w:rFonts w:ascii="Arial" w:eastAsia="Arial" w:hAnsi="Arial" w:cs="Arial"/>
@@ -490,7 +465,21 @@
           <w:lang w:val="en"/>
           <w14:ligatures w14:val="none"/>
         </w:rPr>
-        <w:t>Chatgpt (GPT</w:t>
+        <w:t>Chatgpt</w:t>
+      </w:r>
+      <w:proofErr w:type="spellEnd"/>
+      <w:r>
+        <w:rPr>
+          <w:rFonts w:ascii="Arial" w:eastAsia="Arial" w:hAnsi="Arial" w:cs="Arial"/>
+          <w:b/>
+          <w:kern w:val="0"/>
+          <w:sz w:val="22"/>
+          <w:szCs w:val="22"/>
+          <w:highlight w:val="darkGray"/>
+          <w:lang w:val="en"/>
+          <w14:ligatures w14:val="none"/>
+        </w:rPr>
+        <w:t xml:space="preserve"> (GPT</w:t>
       </w:r>
       <w:r>
         <w:rPr>
@@ -937,15 +926,10 @@
     </w:p>
     <w:p>
       <w:pPr>
-        <w:spacing w:before="280" w:after="120" w:line="276" w:lineRule="auto"/>
-        <w:outlineLvl w:val="1"/>
-        <w:rPr>
-          <w:rFonts w:ascii="Arial" w:eastAsia="Arial" w:hAnsi="Arial" w:cs="Arial"/>
-          <w:kern w:val="0"/>
-          <w:sz w:val="32"/>
-          <w:szCs w:val="32"/>
-          <w:lang w:val="en"/>
-          <w14:ligatures w14:val="none"/>
+        <w:pStyle w:val="Heading2"/>
+        <w:rPr>
+          <w:rFonts w:eastAsia="Arial"/>
+          <w:lang w:val="en"/>
         </w:rPr>
       </w:pPr>
       <w:bookmarkStart w:id="3" w:name="_5caa8p8ljutb" w:colFirst="0" w:colLast="0"/>
@@ -953,22 +937,14 @@
       <w:r>
         <w:rPr>
           <w:rFonts w:ascii="Segoe UI Emoji" w:eastAsia="Arial" w:hAnsi="Segoe UI Emoji" w:cs="Segoe UI Emoji"/>
-          <w:kern w:val="0"/>
-          <w:sz w:val="32"/>
-          <w:szCs w:val="32"/>
-          <w:lang w:val="en"/>
-          <w14:ligatures w14:val="none"/>
+          <w:lang w:val="en"/>
         </w:rPr>
         <w:t>🧱</w:t>
       </w:r>
       <w:r>
         <w:rPr>
-          <w:rFonts w:ascii="Arial" w:eastAsia="Arial" w:hAnsi="Arial" w:cs="Arial"/>
-          <w:kern w:val="0"/>
-          <w:sz w:val="32"/>
-          <w:szCs w:val="32"/>
-          <w:lang w:val="en"/>
-          <w14:ligatures w14:val="none"/>
+          <w:rFonts w:eastAsia="Arial"/>
+          <w:lang w:val="en"/>
         </w:rPr>
         <w:t xml:space="preserve"> Example Setup</w:t>
       </w:r>
@@ -1010,6 +986,7 @@
         </w:rPr>
         <w:t xml:space="preserve">: </w:t>
       </w:r>
+      <w:proofErr w:type="spellStart"/>
       <w:r>
         <w:rPr>
           <w:rFonts w:ascii="Arial" w:eastAsia="Arial" w:hAnsi="Arial" w:cs="Arial"/>
@@ -1021,7 +998,21 @@
           <w:lang w:val="en"/>
           <w14:ligatures w14:val="none"/>
         </w:rPr>
-        <w:t>Chatgpt (GPT</w:t>
+        <w:t>Chatgpt</w:t>
+      </w:r>
+      <w:proofErr w:type="spellEnd"/>
+      <w:r>
+        <w:rPr>
+          <w:rFonts w:ascii="Arial" w:eastAsia="Arial" w:hAnsi="Arial" w:cs="Arial"/>
+          <w:b/>
+          <w:kern w:val="0"/>
+          <w:sz w:val="22"/>
+          <w:szCs w:val="22"/>
+          <w:highlight w:val="darkGray"/>
+          <w:lang w:val="en"/>
+          <w14:ligatures w14:val="none"/>
+        </w:rPr>
+        <w:t xml:space="preserve"> (GPT</w:t>
       </w:r>
       <w:r>
         <w:rPr>
@@ -1072,6 +1063,7 @@
           <w:lang w:val="en"/>
           <w14:ligatures w14:val="none"/>
         </w:rPr>
+        <w:lastRenderedPageBreak/>
         <w:drawing>
           <wp:inline distT="114300" distB="114300" distL="114300" distR="114300" wp14:anchorId="02024E94" wp14:editId="2D8D4016">
             <wp:extent cx="5943600" cy="685800"/>
@@ -1410,15 +1402,10 @@
     </w:p>
     <w:p>
       <w:pPr>
-        <w:spacing w:before="280" w:after="120" w:line="276" w:lineRule="auto"/>
-        <w:outlineLvl w:val="1"/>
-        <w:rPr>
-          <w:rFonts w:ascii="Arial" w:eastAsia="Arial" w:hAnsi="Arial" w:cs="Arial"/>
-          <w:kern w:val="0"/>
-          <w:sz w:val="32"/>
-          <w:szCs w:val="32"/>
-          <w:lang w:val="en"/>
-          <w14:ligatures w14:val="none"/>
+        <w:pStyle w:val="Heading2"/>
+        <w:rPr>
+          <w:rFonts w:eastAsia="Arial"/>
+          <w:lang w:val="en"/>
         </w:rPr>
       </w:pPr>
       <w:bookmarkStart w:id="4" w:name="_ihglhwox4h4" w:colFirst="0" w:colLast="0"/>
@@ -1426,22 +1413,14 @@
       <w:r>
         <w:rPr>
           <w:rFonts w:ascii="Segoe UI Emoji" w:eastAsia="Arial" w:hAnsi="Segoe UI Emoji" w:cs="Segoe UI Emoji"/>
-          <w:kern w:val="0"/>
-          <w:sz w:val="32"/>
-          <w:szCs w:val="32"/>
-          <w:lang w:val="en"/>
-          <w14:ligatures w14:val="none"/>
+          <w:lang w:val="en"/>
         </w:rPr>
         <w:t>🧠</w:t>
       </w:r>
       <w:r>
         <w:rPr>
-          <w:rFonts w:ascii="Arial" w:eastAsia="Arial" w:hAnsi="Arial" w:cs="Arial"/>
-          <w:kern w:val="0"/>
-          <w:sz w:val="32"/>
-          <w:szCs w:val="32"/>
-          <w:lang w:val="en"/>
-          <w14:ligatures w14:val="none"/>
+          <w:rFonts w:eastAsia="Arial"/>
+          <w:lang w:val="en"/>
         </w:rPr>
         <w:t xml:space="preserve"> Types of VoIP Gateways</w:t>
       </w:r>
@@ -1483,6 +1462,7 @@
         </w:rPr>
         <w:t xml:space="preserve">: </w:t>
       </w:r>
+      <w:proofErr w:type="spellStart"/>
       <w:r>
         <w:rPr>
           <w:rFonts w:ascii="Arial" w:eastAsia="Arial" w:hAnsi="Arial" w:cs="Arial"/>
@@ -1494,7 +1474,21 @@
           <w:lang w:val="en"/>
           <w14:ligatures w14:val="none"/>
         </w:rPr>
-        <w:t>Chatgpt (GPT</w:t>
+        <w:t>Chatgpt</w:t>
+      </w:r>
+      <w:proofErr w:type="spellEnd"/>
+      <w:r>
+        <w:rPr>
+          <w:rFonts w:ascii="Arial" w:eastAsia="Arial" w:hAnsi="Arial" w:cs="Arial"/>
+          <w:b/>
+          <w:kern w:val="0"/>
+          <w:sz w:val="22"/>
+          <w:szCs w:val="22"/>
+          <w:highlight w:val="darkGray"/>
+          <w:lang w:val="en"/>
+          <w14:ligatures w14:val="none"/>
+        </w:rPr>
+        <w:t xml:space="preserve"> (GPT</w:t>
       </w:r>
       <w:r>
         <w:rPr>
@@ -1907,6 +1901,7 @@
                 <w:lang w:val="en"/>
                 <w14:ligatures w14:val="none"/>
               </w:rPr>
+              <w:lastRenderedPageBreak/>
               <w:t>FXO Gateway</w:t>
             </w:r>
           </w:p>
@@ -2198,15 +2193,10 @@
     </w:p>
     <w:p>
       <w:pPr>
-        <w:spacing w:before="280" w:after="120" w:line="276" w:lineRule="auto"/>
-        <w:outlineLvl w:val="1"/>
-        <w:rPr>
-          <w:rFonts w:ascii="Arial" w:eastAsia="Arial" w:hAnsi="Arial" w:cs="Arial"/>
-          <w:kern w:val="0"/>
-          <w:sz w:val="32"/>
-          <w:szCs w:val="32"/>
-          <w:lang w:val="en"/>
-          <w14:ligatures w14:val="none"/>
+        <w:pStyle w:val="Heading2"/>
+        <w:rPr>
+          <w:rFonts w:eastAsia="Arial"/>
+          <w:lang w:val="en"/>
         </w:rPr>
       </w:pPr>
       <w:bookmarkStart w:id="5" w:name="_jwde84wtmqf4" w:colFirst="0" w:colLast="0"/>
@@ -2214,22 +2204,14 @@
       <w:r>
         <w:rPr>
           <w:rFonts w:ascii="Segoe UI Emoji" w:eastAsia="Arial" w:hAnsi="Segoe UI Emoji" w:cs="Segoe UI Emoji"/>
-          <w:kern w:val="0"/>
-          <w:sz w:val="32"/>
-          <w:szCs w:val="32"/>
-          <w:lang w:val="en"/>
-          <w14:ligatures w14:val="none"/>
+          <w:lang w:val="en"/>
         </w:rPr>
         <w:t>🧩</w:t>
       </w:r>
       <w:r>
         <w:rPr>
-          <w:rFonts w:ascii="Arial" w:eastAsia="Arial" w:hAnsi="Arial" w:cs="Arial"/>
-          <w:kern w:val="0"/>
-          <w:sz w:val="32"/>
-          <w:szCs w:val="32"/>
-          <w:lang w:val="en"/>
-          <w14:ligatures w14:val="none"/>
+          <w:rFonts w:eastAsia="Arial"/>
+          <w:lang w:val="en"/>
         </w:rPr>
         <w:t xml:space="preserve"> Key Features</w:t>
       </w:r>
@@ -2271,6 +2253,7 @@
         </w:rPr>
         <w:t xml:space="preserve">: </w:t>
       </w:r>
+      <w:proofErr w:type="spellStart"/>
       <w:r>
         <w:rPr>
           <w:rFonts w:ascii="Arial" w:eastAsia="Arial" w:hAnsi="Arial" w:cs="Arial"/>
@@ -2282,7 +2265,21 @@
           <w:lang w:val="en"/>
           <w14:ligatures w14:val="none"/>
         </w:rPr>
-        <w:t>Chatgpt (GPT</w:t>
+        <w:t>Chatgpt</w:t>
+      </w:r>
+      <w:proofErr w:type="spellEnd"/>
+      <w:r>
+        <w:rPr>
+          <w:rFonts w:ascii="Arial" w:eastAsia="Arial" w:hAnsi="Arial" w:cs="Arial"/>
+          <w:b/>
+          <w:kern w:val="0"/>
+          <w:sz w:val="22"/>
+          <w:szCs w:val="22"/>
+          <w:highlight w:val="darkGray"/>
+          <w:lang w:val="en"/>
+          <w14:ligatures w14:val="none"/>
+        </w:rPr>
+        <w:t xml:space="preserve"> (GPT</w:t>
       </w:r>
       <w:r>
         <w:rPr>
@@ -2687,15 +2684,10 @@
     </w:p>
     <w:p>
       <w:pPr>
-        <w:spacing w:before="280" w:after="120" w:line="276" w:lineRule="auto"/>
-        <w:outlineLvl w:val="1"/>
-        <w:rPr>
-          <w:rFonts w:ascii="Arial" w:eastAsia="Arial" w:hAnsi="Arial" w:cs="Arial"/>
-          <w:kern w:val="0"/>
-          <w:sz w:val="32"/>
-          <w:szCs w:val="32"/>
-          <w:lang w:val="en"/>
-          <w14:ligatures w14:val="none"/>
+        <w:pStyle w:val="Heading2"/>
+        <w:rPr>
+          <w:rFonts w:ascii="Arial" w:eastAsia="Arial" w:hAnsi="Arial" w:cs="Arial"/>
+          <w:lang w:val="en"/>
         </w:rPr>
       </w:pPr>
       <w:bookmarkStart w:id="6" w:name="_ezixlh16jk06" w:colFirst="0" w:colLast="0"/>
@@ -2703,22 +2695,14 @@
       <w:r>
         <w:rPr>
           <w:rFonts w:ascii="Segoe UI Emoji" w:eastAsia="Arial Unicode MS" w:hAnsi="Segoe UI Emoji" w:cs="Segoe UI Emoji"/>
-          <w:kern w:val="0"/>
-          <w:sz w:val="32"/>
-          <w:szCs w:val="32"/>
-          <w:lang w:val="en"/>
-          <w14:ligatures w14:val="none"/>
+          <w:lang w:val="en"/>
         </w:rPr>
         <w:t>✅</w:t>
       </w:r>
       <w:r>
         <w:rPr>
-          <w:rFonts w:ascii="Arial Unicode MS" w:eastAsia="Arial Unicode MS" w:hAnsi="Arial Unicode MS" w:cs="Arial Unicode MS"/>
-          <w:kern w:val="0"/>
-          <w:sz w:val="32"/>
-          <w:szCs w:val="32"/>
-          <w:lang w:val="en"/>
-          <w14:ligatures w14:val="none"/>
+          <w:rFonts w:eastAsia="Arial Unicode MS"/>
+          <w:lang w:val="en"/>
         </w:rPr>
         <w:t xml:space="preserve"> Advantages</w:t>
       </w:r>
@@ -2760,6 +2744,7 @@
         </w:rPr>
         <w:t xml:space="preserve">: </w:t>
       </w:r>
+      <w:proofErr w:type="spellStart"/>
       <w:r>
         <w:rPr>
           <w:rFonts w:ascii="Arial" w:eastAsia="Arial" w:hAnsi="Arial" w:cs="Arial"/>
@@ -2771,7 +2756,21 @@
           <w:lang w:val="en"/>
           <w14:ligatures w14:val="none"/>
         </w:rPr>
-        <w:t>Chatgpt (GPT</w:t>
+        <w:t>Chatgpt</w:t>
+      </w:r>
+      <w:proofErr w:type="spellEnd"/>
+      <w:r>
+        <w:rPr>
+          <w:rFonts w:ascii="Arial" w:eastAsia="Arial" w:hAnsi="Arial" w:cs="Arial"/>
+          <w:b/>
+          <w:kern w:val="0"/>
+          <w:sz w:val="22"/>
+          <w:szCs w:val="22"/>
+          <w:highlight w:val="darkGray"/>
+          <w:lang w:val="en"/>
+          <w14:ligatures w14:val="none"/>
+        </w:rPr>
+        <w:t xml:space="preserve"> (GPT</w:t>
       </w:r>
       <w:r>
         <w:rPr>
@@ -3048,6 +3047,7 @@
           <w:lang w:val="en"/>
           <w14:ligatures w14:val="none"/>
         </w:rPr>
+        <w:lastRenderedPageBreak/>
         <w:t>✅</w:t>
       </w:r>
       <w:r>
@@ -3112,15 +3112,10 @@
     </w:p>
     <w:p>
       <w:pPr>
-        <w:spacing w:before="280" w:after="120" w:line="276" w:lineRule="auto"/>
-        <w:outlineLvl w:val="1"/>
-        <w:rPr>
-          <w:rFonts w:ascii="Arial" w:eastAsia="Arial" w:hAnsi="Arial" w:cs="Arial"/>
-          <w:kern w:val="0"/>
-          <w:sz w:val="32"/>
-          <w:szCs w:val="32"/>
-          <w:lang w:val="en"/>
-          <w14:ligatures w14:val="none"/>
+        <w:pStyle w:val="Heading2"/>
+        <w:rPr>
+          <w:rFonts w:ascii="Arial" w:eastAsia="Arial" w:hAnsi="Arial" w:cs="Arial"/>
+          <w:lang w:val="en"/>
         </w:rPr>
       </w:pPr>
       <w:bookmarkStart w:id="7" w:name="_c34zqlcy23e" w:colFirst="0" w:colLast="0"/>
@@ -3128,22 +3123,14 @@
       <w:r>
         <w:rPr>
           <w:rFonts w:ascii="Segoe UI Emoji" w:eastAsia="Arial Unicode MS" w:hAnsi="Segoe UI Emoji" w:cs="Segoe UI Emoji"/>
-          <w:kern w:val="0"/>
-          <w:sz w:val="32"/>
-          <w:szCs w:val="32"/>
-          <w:lang w:val="en"/>
-          <w14:ligatures w14:val="none"/>
+          <w:lang w:val="en"/>
         </w:rPr>
         <w:t>❌</w:t>
       </w:r>
       <w:r>
         <w:rPr>
-          <w:rFonts w:ascii="Arial Unicode MS" w:eastAsia="Arial Unicode MS" w:hAnsi="Arial Unicode MS" w:cs="Arial Unicode MS"/>
-          <w:kern w:val="0"/>
-          <w:sz w:val="32"/>
-          <w:szCs w:val="32"/>
-          <w:lang w:val="en"/>
-          <w14:ligatures w14:val="none"/>
+          <w:rFonts w:eastAsia="Arial Unicode MS"/>
+          <w:lang w:val="en"/>
         </w:rPr>
         <w:t xml:space="preserve"> Disadvantages</w:t>
       </w:r>
@@ -3185,6 +3172,7 @@
         </w:rPr>
         <w:t xml:space="preserve">: </w:t>
       </w:r>
+      <w:proofErr w:type="spellStart"/>
       <w:r>
         <w:rPr>
           <w:rFonts w:ascii="Arial" w:eastAsia="Arial" w:hAnsi="Arial" w:cs="Arial"/>
@@ -3196,7 +3184,21 @@
           <w:lang w:val="en"/>
           <w14:ligatures w14:val="none"/>
         </w:rPr>
-        <w:t>Chatgpt (GPT</w:t>
+        <w:t>Chatgpt</w:t>
+      </w:r>
+      <w:proofErr w:type="spellEnd"/>
+      <w:r>
+        <w:rPr>
+          <w:rFonts w:ascii="Arial" w:eastAsia="Arial" w:hAnsi="Arial" w:cs="Arial"/>
+          <w:b/>
+          <w:kern w:val="0"/>
+          <w:sz w:val="22"/>
+          <w:szCs w:val="22"/>
+          <w:highlight w:val="darkGray"/>
+          <w:lang w:val="en"/>
+          <w14:ligatures w14:val="none"/>
+        </w:rPr>
+        <w:t xml:space="preserve"> (GPT</w:t>
       </w:r>
       <w:r>
         <w:rPr>
@@ -3459,15 +3461,10 @@
     </w:p>
     <w:p>
       <w:pPr>
-        <w:spacing w:before="280" w:after="120" w:line="276" w:lineRule="auto"/>
-        <w:outlineLvl w:val="1"/>
-        <w:rPr>
-          <w:rFonts w:ascii="Arial" w:eastAsia="Arial" w:hAnsi="Arial" w:cs="Arial"/>
-          <w:kern w:val="0"/>
-          <w:sz w:val="32"/>
-          <w:szCs w:val="32"/>
-          <w:lang w:val="en"/>
-          <w14:ligatures w14:val="none"/>
+        <w:pStyle w:val="Heading2"/>
+        <w:rPr>
+          <w:rFonts w:eastAsia="Arial"/>
+          <w:lang w:val="en"/>
         </w:rPr>
       </w:pPr>
       <w:bookmarkStart w:id="8" w:name="_mdcgk0tq8jun" w:colFirst="0" w:colLast="0"/>
@@ -3475,22 +3472,14 @@
       <w:r>
         <w:rPr>
           <w:rFonts w:ascii="Segoe UI Emoji" w:eastAsia="Arial" w:hAnsi="Segoe UI Emoji" w:cs="Segoe UI Emoji"/>
-          <w:kern w:val="0"/>
-          <w:sz w:val="32"/>
-          <w:szCs w:val="32"/>
-          <w:lang w:val="en"/>
-          <w14:ligatures w14:val="none"/>
+          <w:lang w:val="en"/>
         </w:rPr>
         <w:t>🏷️</w:t>
       </w:r>
       <w:r>
         <w:rPr>
-          <w:rFonts w:ascii="Arial" w:eastAsia="Arial" w:hAnsi="Arial" w:cs="Arial"/>
-          <w:kern w:val="0"/>
-          <w:sz w:val="32"/>
-          <w:szCs w:val="32"/>
-          <w:lang w:val="en"/>
-          <w14:ligatures w14:val="none"/>
+          <w:rFonts w:eastAsia="Arial"/>
+          <w:lang w:val="en"/>
         </w:rPr>
         <w:t xml:space="preserve"> Popular VoIP Gateway Vendors</w:t>
       </w:r>
@@ -3532,6 +3521,7 @@
         </w:rPr>
         <w:t xml:space="preserve">: </w:t>
       </w:r>
+      <w:proofErr w:type="spellStart"/>
       <w:r>
         <w:rPr>
           <w:rFonts w:ascii="Arial" w:eastAsia="Arial" w:hAnsi="Arial" w:cs="Arial"/>
@@ -3543,7 +3533,21 @@
           <w:lang w:val="en"/>
           <w14:ligatures w14:val="none"/>
         </w:rPr>
-        <w:t>Chatgpt (GPT</w:t>
+        <w:t>Chatgpt</w:t>
+      </w:r>
+      <w:proofErr w:type="spellEnd"/>
+      <w:r>
+        <w:rPr>
+          <w:rFonts w:ascii="Arial" w:eastAsia="Arial" w:hAnsi="Arial" w:cs="Arial"/>
+          <w:b/>
+          <w:kern w:val="0"/>
+          <w:sz w:val="22"/>
+          <w:szCs w:val="22"/>
+          <w:highlight w:val="darkGray"/>
+          <w:lang w:val="en"/>
+          <w14:ligatures w14:val="none"/>
+        </w:rPr>
+        <w:t xml:space="preserve"> (GPT</w:t>
       </w:r>
       <w:r>
         <w:rPr>
@@ -3772,6 +3776,7 @@
                 <w14:ligatures w14:val="none"/>
               </w:rPr>
             </w:pPr>
+            <w:proofErr w:type="spellStart"/>
             <w:r>
               <w:rPr>
                 <w:rFonts w:ascii="Roboto Mono" w:eastAsia="Roboto Mono" w:hAnsi="Roboto Mono" w:cs="Arial"/>
@@ -3784,6 +3789,7 @@
               </w:rPr>
               <w:t>Grandstream</w:t>
             </w:r>
+            <w:proofErr w:type="spellEnd"/>
           </w:p>
         </w:tc>
         <w:tc>
@@ -3946,6 +3952,7 @@
                 <w14:ligatures w14:val="none"/>
               </w:rPr>
             </w:pPr>
+            <w:proofErr w:type="spellStart"/>
             <w:r>
               <w:rPr>
                 <w:rFonts w:ascii="Roboto Mono" w:eastAsia="Roboto Mono" w:hAnsi="Roboto Mono" w:cs="Arial"/>
@@ -3956,8 +3963,10 @@
                 <w:lang w:val="en"/>
                 <w14:ligatures w14:val="none"/>
               </w:rPr>
+              <w:lastRenderedPageBreak/>
               <w:t>Yeastar</w:t>
             </w:r>
+            <w:proofErr w:type="spellEnd"/>
           </w:p>
         </w:tc>
         <w:tc>
@@ -4075,6 +4084,7 @@
                 <w14:ligatures w14:val="none"/>
               </w:rPr>
             </w:pPr>
+            <w:proofErr w:type="spellStart"/>
             <w:r>
               <w:rPr>
                 <w:rFonts w:ascii="Roboto Mono" w:eastAsia="Roboto Mono" w:hAnsi="Roboto Mono" w:cs="Arial"/>
@@ -4083,7 +4093,18 @@
                 <w:lang w:val="en"/>
                 <w14:ligatures w14:val="none"/>
               </w:rPr>
-              <w:t>SmartNode Gateways</w:t>
+              <w:t>SmartNode</w:t>
+            </w:r>
+            <w:proofErr w:type="spellEnd"/>
+            <w:r>
+              <w:rPr>
+                <w:rFonts w:ascii="Roboto Mono" w:eastAsia="Roboto Mono" w:hAnsi="Roboto Mono" w:cs="Arial"/>
+                <w:kern w:val="0"/>
+                <w:szCs w:val="22"/>
+                <w:lang w:val="en"/>
+                <w14:ligatures w14:val="none"/>
+              </w:rPr>
+              <w:t xml:space="preserve"> Gateways</w:t>
             </w:r>
           </w:p>
         </w:tc>
@@ -4162,6 +4183,7 @@
                 <w14:ligatures w14:val="none"/>
               </w:rPr>
             </w:pPr>
+            <w:proofErr w:type="spellStart"/>
             <w:r>
               <w:rPr>
                 <w:rFonts w:ascii="Roboto Mono" w:eastAsia="Roboto Mono" w:hAnsi="Roboto Mono" w:cs="Arial"/>
@@ -4170,7 +4192,18 @@
                 <w:lang w:val="en"/>
                 <w14:ligatures w14:val="none"/>
               </w:rPr>
-              <w:t>MediaPack Series</w:t>
+              <w:t>MediaPack</w:t>
+            </w:r>
+            <w:proofErr w:type="spellEnd"/>
+            <w:r>
+              <w:rPr>
+                <w:rFonts w:ascii="Roboto Mono" w:eastAsia="Roboto Mono" w:hAnsi="Roboto Mono" w:cs="Arial"/>
+                <w:kern w:val="0"/>
+                <w:szCs w:val="22"/>
+                <w:lang w:val="en"/>
+                <w14:ligatures w14:val="none"/>
+              </w:rPr>
+              <w:t xml:space="preserve"> Series</w:t>
             </w:r>
           </w:p>
         </w:tc>
@@ -4217,8 +4250,22 @@
                 <w:lang w:val="en"/>
                 <w14:ligatures w14:val="none"/>
               </w:rPr>
-              <w:t>Digium/Sangoma</w:t>
+              <w:t>Digium/</w:t>
             </w:r>
+            <w:proofErr w:type="spellStart"/>
+            <w:r>
+              <w:rPr>
+                <w:rFonts w:ascii="Roboto Mono" w:eastAsia="Roboto Mono" w:hAnsi="Roboto Mono" w:cs="Arial"/>
+                <w:b/>
+                <w:bCs/>
+                <w:kern w:val="0"/>
+                <w:szCs w:val="22"/>
+                <w:lang w:val="en"/>
+                <w14:ligatures w14:val="none"/>
+              </w:rPr>
+              <w:t>Sangoma</w:t>
+            </w:r>
+            <w:proofErr w:type="spellEnd"/>
           </w:p>
         </w:tc>
         <w:tc>
@@ -4290,15 +4337,10 @@
     </w:p>
     <w:p>
       <w:pPr>
-        <w:spacing w:before="280" w:after="120" w:line="276" w:lineRule="auto"/>
-        <w:outlineLvl w:val="1"/>
-        <w:rPr>
-          <w:rFonts w:ascii="Arial" w:eastAsia="Arial" w:hAnsi="Arial" w:cs="Arial"/>
-          <w:kern w:val="0"/>
-          <w:sz w:val="32"/>
-          <w:szCs w:val="32"/>
-          <w:lang w:val="en"/>
-          <w14:ligatures w14:val="none"/>
+        <w:pStyle w:val="Heading2"/>
+        <w:rPr>
+          <w:rFonts w:eastAsia="Arial"/>
+          <w:lang w:val="en"/>
         </w:rPr>
       </w:pPr>
       <w:bookmarkStart w:id="9" w:name="_cc5ffpxr6m26" w:colFirst="0" w:colLast="0"/>
@@ -4306,22 +4348,14 @@
       <w:r>
         <w:rPr>
           <w:rFonts w:ascii="Segoe UI Emoji" w:eastAsia="Arial" w:hAnsi="Segoe UI Emoji" w:cs="Segoe UI Emoji"/>
-          <w:kern w:val="0"/>
-          <w:sz w:val="32"/>
-          <w:szCs w:val="32"/>
-          <w:lang w:val="en"/>
-          <w14:ligatures w14:val="none"/>
+          <w:lang w:val="en"/>
         </w:rPr>
         <w:t>📌</w:t>
       </w:r>
       <w:r>
         <w:rPr>
-          <w:rFonts w:ascii="Arial" w:eastAsia="Arial" w:hAnsi="Arial" w:cs="Arial"/>
-          <w:kern w:val="0"/>
-          <w:sz w:val="32"/>
-          <w:szCs w:val="32"/>
-          <w:lang w:val="en"/>
-          <w14:ligatures w14:val="none"/>
+          <w:rFonts w:eastAsia="Arial"/>
+          <w:lang w:val="en"/>
         </w:rPr>
         <w:t xml:space="preserve"> Summary</w:t>
       </w:r>
@@ -4363,6 +4397,7 @@
         </w:rPr>
         <w:t xml:space="preserve">: </w:t>
       </w:r>
+      <w:proofErr w:type="spellStart"/>
       <w:r>
         <w:rPr>
           <w:rFonts w:ascii="Arial" w:eastAsia="Arial" w:hAnsi="Arial" w:cs="Arial"/>
@@ -4374,7 +4409,21 @@
           <w:lang w:val="en"/>
           <w14:ligatures w14:val="none"/>
         </w:rPr>
-        <w:t>Chatgpt (GPT</w:t>
+        <w:t>Chatgpt</w:t>
+      </w:r>
+      <w:proofErr w:type="spellEnd"/>
+      <w:r>
+        <w:rPr>
+          <w:rFonts w:ascii="Arial" w:eastAsia="Arial" w:hAnsi="Arial" w:cs="Arial"/>
+          <w:b/>
+          <w:kern w:val="0"/>
+          <w:sz w:val="22"/>
+          <w:szCs w:val="22"/>
+          <w:highlight w:val="darkGray"/>
+          <w:lang w:val="en"/>
+          <w14:ligatures w14:val="none"/>
+        </w:rPr>
+        <w:t xml:space="preserve"> (GPT</w:t>
       </w:r>
       <w:r>
         <w:rPr>
@@ -5765,7 +5814,6 @@
     <w:next w:val="Normal"/>
     <w:link w:val="Heading2Char"/>
     <w:uiPriority w:val="9"/>
-    <w:semiHidden/>
     <w:unhideWhenUsed/>
     <w:qFormat/>
     <w:rsid w:val="00D74ECF"/>
@@ -5982,7 +6030,6 @@
     <w:basedOn w:val="DefaultParagraphFont"/>
     <w:link w:val="Heading2"/>
     <w:uiPriority w:val="9"/>
-    <w:semiHidden/>
     <w:rsid w:val="00D74ECF"/>
     <w:rPr>
       <w:rFonts w:asciiTheme="majorHAnsi" w:eastAsiaTheme="majorEastAsia" w:hAnsiTheme="majorHAnsi" w:cstheme="majorBidi"/>
